--- a/PORPOSTAV1.docx
+++ b/PORPOSTAV1.docx
@@ -146,16 +146,16 @@
           <w:tab w:val="left" w:leader="none" w:pos="9897"/>
         </w:tabs>
         <w:spacing w:before="126" w:line="360" w:lineRule="auto"/>
-        <w:ind w:right="1727"/>
-        <w:rPr/>
-      </w:pPr>
-      <w:r>
-        <w:rPr>
-          <w:rtl w:val="0"/>
-        </w:rPr>
-        <w:t xml:space="preserve">ESCOLARIDADE:{{escolaridade}}____________ SEXO:{{sexo}}</w:t>
+        <w:ind w:right="-40.8661417322827"/>
+        <w:rPr/>
+      </w:pPr>
+      <w:r>
+        <w:rPr>
+          <w:rtl w:val="0"/>
+        </w:rPr>
+        <w:t xml:space="preserve">ESCOLARIDADE:{{escolaridade}}  SEXO:{{sexo}}</w:t>
         <w:br w:type="textWrapping"/>
-        <w:t xml:space="preserve">CARGO QUE DESEJA SE CANDIDATAR: _____________________________________</w:t>
+        <w:t xml:space="preserve">CARGO QUE DESEJA SE CANDIDATAR:{{cargo}}</w:t>
       </w:r>
     </w:p>
     <w:p>
@@ -174,7 +174,9 @@
         </w:tabs>
         <w:spacing w:line="360" w:lineRule="auto"/>
         <w:ind w:right="367"/>
-        <w:rPr/>
+        <w:rPr>
+          <w:u w:val="single"/>
+        </w:rPr>
       </w:pPr>
       <w:r>
         <w:rPr>
@@ -193,7 +195,27 @@
         <w:rPr>
           <w:rtl w:val="0"/>
         </w:rPr>
-        <w:t xml:space="preserve"> DATA DE NASCIMENTO: {{datanasc}}_________</w:t>
+        <w:t xml:space="preserve"> DATA DE NASCIMENTO: {{datanasc}} CPF:</w:t>
+      </w:r>
+      <w:r>
+        <w:rPr>
+          <w:u w:val="single"/>
+          <w:rtl w:val="0"/>
+        </w:rPr>
+        <w:t xml:space="preserve"> {{cpf}}                     </w:t>
+      </w:r>
+      <w:r>
+        <w:rPr>
+          <w:rtl w:val="0"/>
+        </w:rPr>
+        <w:t xml:space="preserve"> Nº DO PIS/PASEP/NIS: </w:t>
+      </w:r>
+      <w:r>
+        <w:rPr>
+          <w:u w:val="single"/>
+          <w:rtl w:val="0"/>
+        </w:rPr>
+        <w:t xml:space="preserve">{{numpis}}                </w:t>
       </w:r>
     </w:p>
     <w:p>
@@ -218,58 +240,20 @@
         <w:rPr>
           <w:rtl w:val="0"/>
         </w:rPr>
-        <w:t xml:space="preserve">CPF:</w:t>
+        <w:t xml:space="preserve">IDENTIDADE/RG: </w:t>
       </w:r>
       <w:r>
         <w:rPr>
           <w:u w:val="single"/>
           <w:rtl w:val="0"/>
         </w:rPr>
-        <w:t xml:space="preserve"> {{cpf}}  </w:t>
-      </w:r>
-      <w:r>
-        <w:rPr>
-          <w:rtl w:val="0"/>
-        </w:rPr>
-        <w:t xml:space="preserve"> Nº DO PIS/PASEP/NIS: {{numpis}}   IDENTIDADE/RG: </w:t>
-      </w:r>
-      <w:r>
-        <w:rPr>
-          <w:u w:val="single"/>
-          <w:rtl w:val="0"/>
-        </w:rPr>
         <w:t xml:space="preserve">{{rg}}    </w:t>
       </w:r>
       <w:r>
         <w:rPr>
           <w:rtl w:val="0"/>
         </w:rPr>
-        <w:t xml:space="preserve"> </w:t>
-      </w:r>
-    </w:p>
-    <w:p>
-      <w:pPr>
-        <w:widowControl w:val="0"/>
-        <w:tabs>
-          <w:tab w:val="left" w:leader="none" w:pos="4630"/>
-          <w:tab w:val="left" w:leader="none" w:pos="5093"/>
-          <w:tab w:val="left" w:leader="none" w:pos="5763"/>
-          <w:tab w:val="left" w:leader="none" w:pos="8089"/>
-          <w:tab w:val="left" w:leader="none" w:pos="8884"/>
-          <w:tab w:val="left" w:leader="none" w:pos="9109"/>
-          <w:tab w:val="left" w:leader="none" w:pos="9998"/>
-          <w:tab w:val="left" w:leader="none" w:pos="10149"/>
-          <w:tab w:val="left" w:leader="none" w:pos="11315"/>
-        </w:tabs>
-        <w:spacing w:line="360" w:lineRule="auto"/>
-        <w:ind w:right="367"/>
-        <w:rPr/>
-      </w:pPr>
-      <w:r>
-        <w:rPr>
-          <w:rtl w:val="0"/>
-        </w:rPr>
-        <w:t xml:space="preserve">DATA DE EXPEDIÇÃO: </w:t>
+        <w:t xml:space="preserve">  DATA DE EXPEDIÇÃO: </w:t>
       </w:r>
       <w:r>
         <w:rPr>
@@ -388,7 +372,7 @@
           <w:u w:val="single"/>
           <w:rtl w:val="0"/>
         </w:rPr>
-        <w:t xml:space="preserve">CIDADE: {{cidade}}  UF:{{uf}}       EMAIL:{{email}} </w:t>
+        <w:t xml:space="preserve">CIDADE: {{cidade}}  UF:{{uf}}  EMAIL:{{email}} </w:t>
       </w:r>
     </w:p>
     <w:p>
@@ -408,7 +392,7 @@
           <w:tab w:val="left" w:leader="none" w:pos="11477"/>
           <w:tab w:val="left" w:leader="none" w:pos="11597"/>
         </w:tabs>
-        <w:spacing w:line="360" w:lineRule="auto"/>
+        <w:spacing w:line="240" w:lineRule="auto"/>
         <w:ind w:right="101"/>
         <w:rPr/>
       </w:pPr>
@@ -416,7 +400,7 @@
         <w:rPr>
           <w:rtl w:val="0"/>
         </w:rPr>
-        <w:t xml:space="preserve"> FONE:</w:t>
+        <w:t xml:space="preserve">FONE:</w:t>
       </w:r>
       <w:r>
         <w:rPr>
@@ -600,7 +584,7 @@
         <w:rPr>
           <w:rtl w:val="0"/>
         </w:rPr>
-        <w:t xml:space="preserve">Declaro conhecer e concordar com as disposições estatutárias da Cooperativa de Trabalho dos Profissionais da Educação do Estado do Rio Grande do Norte (Coopedu), comprometendo-me a não praticar atos que possam colidir com as finalidades, interesses e objetivos da sociedade, caso a presente proposta seja aceita. Autorizo que seja deduzido e recolhido o valor de contribuição à Previdência Social (INSS), cuja obrigação é de minha responsabilidade, sendo os demais tributos incidentes sobre serviços por mim prestados e o percentual definido por Assembleia, para custear os gastos da Cooperativa. Declaro, ainda, conhecer que o percentual deduzido incidirá diretamente no valor bruto das faturas dos serviços por mim prestados; sendo ciente de que minhas atividades na Cooperativa não constitui vínculo trabalhalista, nos termos do artigo 90 da Lei n° 5.764. O Cooperado concorda ceder à Cooperativa os direitos de uso de sua imagem e voz, capturados por meio de fotografia, vídeo ou qualquer outro meio de gravação, durante a participação em eventos, atividades ou situações relacioadas às atividades da cooperativa. A COOPEDU tem odireito exclusivo de utilizar, reproduzir, distribuir e exibir a imagem e video do Cooperado para fins promocionais, publicitários, educacionais e outros relacionados às atividades da cooperativa. Por fim, manifesto-me de forma livre, expressa e consciente que a realização da comunicação oficial da Cooperativa ou dos seus prestadores de serviço poderá ocorrer por meio de quaisquer canais de comunicação (telefone, e- mail, SMS, WhatsApp, etc.).</w:t>
+        <w:t xml:space="preserve">Declaro conhecer e concordar com as disposições estatutárias da Cooperativa de Trabalho dos Profissionais da Educação do Estado do Rio Grande do Norte (Coopedu), comprometendo-me a não praticar atos que possam colidir com as finalidades, interesses e objetivos da sociedade, caso a presente proposta seja aceita. Autorizo que seja deduzido e recolhido o valor de contribuição à Previdência Social (INSS), cuja obrigação é de minha responsabilidade, sendo os demais tributos incidentes sobre serviços por mim prestados e o percentual definido por Assembleia, para custear os gastos da Cooperativa. Declaro, ainda, conhecer que o percentual deduzido incidirá diretamente no valor bruto das faturas dos serviços por mim prestados; sendo ciente de que minhas atividades na Cooperativa não constituem vínculo trabalhista, nos termos do artigo 90 da Lei n° 5.764. O Cooperado concorda ceder à Cooperativa os direitos de uso de sua imagem e voz, capturados por meio de fotografia, vídeo ou qualquer outro meio de gravação, durante a participação em eventos, atividades ou situações relacionadas às atividades da cooperativa. A COOPEDU tem o direito exclusivo de utilizar, reproduzir, distribuir e exibir a imagem e vídeo do Cooperado para fins promocionais, publicitários, educacionais e outros relacionados às atividades da cooperativa. Por fim, manifesto-me de forma livre, expressa e consciente que a realização da comunicação oficial da Cooperativa ou dos seus prestadores de serviço poderá ocorrer por meio de quaisquer canais de comunicação (telefone, e- mail, SMS, WhatsApp, etc.).</w:t>
       </w:r>
     </w:p>
     <w:p>
@@ -1044,20 +1028,21 @@
         <w:rPr>
           <w:sz w:val="20"/>
           <w:szCs w:val="20"/>
-        </w:rPr>
-      </w:pPr>
-      <w:r>
-        <w:rPr>
-          <w:rtl w:val="0"/>
-        </w:rPr>
-        <w:t xml:space="preserve">MONTE ALEGRE/RN, de </w:t>
-      </w:r>
-      <w:r>
-        <w:rPr>
           <w:u w:val="single"/>
-          <w:rtl w:val="0"/>
-        </w:rPr>
-        <w:t xml:space="preserve">___________________</w:t>
+        </w:rPr>
+      </w:pPr>
+      <w:r>
+        <w:rPr>
+          <w:rtl w:val="0"/>
+        </w:rPr>
+        <w:t xml:space="preserve">MONTE ALEGRE/RN,  </w:t>
+      </w:r>
+      <w:r>
+        <w:rPr>
+          <w:u w:val="single"/>
+          <w:rtl w:val="0"/>
+        </w:rPr>
+        <w:t xml:space="preserve">{{dia}} de {{mes}} de {{ano}}</w:t>
       </w:r>
       <w:r>
         <w:rPr>
@@ -1091,14 +1076,18 @@
       </w:pPr>
       <w:r>
         <w:rPr>
-          <w:rtl w:val="0"/>
-        </w:rPr>
+          <w:sz w:val="20"/>
+          <w:szCs w:val="20"/>
+          <w:rtl w:val="0"/>
+        </w:rPr>
+        <w:t xml:space="preserve">_________________________________                           _______________________________</w:t>
       </w:r>
     </w:p>
     <w:p>
       <w:pPr>
         <w:widowControl w:val="0"/>
         <w:spacing w:before="1" w:line="240" w:lineRule="auto"/>
+        <w:ind w:left="0" w:firstLine="0"/>
         <w:rPr>
           <w:sz w:val="29"/>
           <w:szCs w:val="29"/>
@@ -1106,328 +1095,38 @@
       </w:pPr>
       <w:r>
         <w:rPr>
-          <w:rtl w:val="0"/>
-        </w:rPr>
-      </w:r>
-      <w:r>
-        <mc:AlternateContent>
-          <mc:Choice Requires="wpg">
-            <w:drawing>
-              <wp:anchor allowOverlap="1" behindDoc="0" distB="0" distT="0" distL="114300" distR="114300" hidden="0" layoutInCell="1" locked="0" relativeHeight="0" simplePos="0">
-                <wp:simplePos x="0" y="0"/>
-                <wp:positionH relativeFrom="column">
-                  <wp:posOffset>-46353</wp:posOffset>
-                </wp:positionH>
-                <wp:positionV relativeFrom="paragraph">
-                  <wp:posOffset>236220</wp:posOffset>
-                </wp:positionV>
-                <wp:extent cx="3476625" cy="12700"/>
-                <wp:effectExtent b="0" l="0" r="0" t="0"/>
-                <wp:wrapTopAndBottom distB="0" distT="0"/>
-                <wp:docPr id="2" name=""/>
-                <a:graphic>
-                  <a:graphicData uri="http://schemas.microsoft.com/office/word/2010/wordprocessingShape">
-                    <wps:wsp>
-                      <wps:cNvSpPr/>
-                      <wps:cNvPr id="3" name="Shape 3"/>
-                      <wps:spPr>
-                        <a:xfrm>
-                          <a:off x="4064887" y="3779365"/>
-                          <a:ext cx="3476625" cy="1270"/>
-                        </a:xfrm>
-                        <a:custGeom>
-                          <a:rect b="b" l="l" r="r" t="t"/>
-                          <a:pathLst>
-                            <a:path extrusionOk="0" h="1270" w="3476625">
-                              <a:moveTo>
-                                <a:pt x="0" y="0"/>
-                              </a:moveTo>
-                              <a:lnTo>
-                                <a:pt x="3476625" y="0"/>
-                              </a:lnTo>
-                            </a:path>
-                          </a:pathLst>
-                        </a:custGeom>
-                        <a:noFill/>
-                        <a:ln cap="flat" cmpd="sng" w="9525">
-                          <a:solidFill>
-                            <a:srgbClr val="000000"/>
-                          </a:solidFill>
-                          <a:prstDash val="solid"/>
-                          <a:round/>
-                          <a:headEnd len="sm" w="sm" type="none"/>
-                          <a:tailEnd len="sm" w="sm" type="none"/>
-                        </a:ln>
-                      </wps:spPr>
-                      <wps:bodyPr anchorCtr="0" anchor="ctr" bIns="91425" lIns="91425" spcFirstLastPara="1" rIns="91425" wrap="square" tIns="91425">
-                        <a:noAutofit/>
-                      </wps:bodyPr>
-                    </wps:wsp>
-                  </a:graphicData>
-                </a:graphic>
-              </wp:anchor>
-            </w:drawing>
-          </mc:Choice>
-          <mc:Fallback>
-            <w:drawing>
-              <wp:anchor allowOverlap="1" behindDoc="0" distB="0" distT="0" distL="114300" distR="114300" hidden="0" layoutInCell="1" locked="0" relativeHeight="0" simplePos="0">
-                <wp:simplePos x="0" y="0"/>
-                <wp:positionH relativeFrom="column">
-                  <wp:posOffset>-46353</wp:posOffset>
-                </wp:positionH>
-                <wp:positionV relativeFrom="paragraph">
-                  <wp:posOffset>236220</wp:posOffset>
-                </wp:positionV>
-                <wp:extent cx="3476625" cy="12700"/>
-                <wp:effectExtent b="0" l="0" r="0" t="0"/>
-                <wp:wrapTopAndBottom distB="0" distT="0"/>
-                <wp:docPr id="2" name="image3.png"/>
-                <a:graphic>
-                  <a:graphicData uri="http://schemas.openxmlformats.org/drawingml/2006/picture">
-                    <pic:pic>
-                      <pic:nvPicPr>
-                        <pic:cNvPr id="0" name="image3.png"/>
-                        <pic:cNvPicPr preferRelativeResize="0"/>
-                      </pic:nvPicPr>
-                      <pic:blipFill>
-                        <a:blip r:embed="rId6"/>
-                        <a:srcRect/>
-                        <a:stretch>
-                          <a:fillRect/>
-                        </a:stretch>
-                      </pic:blipFill>
-                      <pic:spPr>
-                        <a:xfrm>
-                          <a:off x="0" y="0"/>
-                          <a:ext cx="3476625" cy="12700"/>
-                        </a:xfrm>
-                        <a:prstGeom prst="rect"/>
-                        <a:ln/>
-                      </pic:spPr>
-                    </pic:pic>
-                  </a:graphicData>
-                </a:graphic>
-              </wp:anchor>
-            </w:drawing>
-          </mc:Fallback>
-        </mc:AlternateContent>
-      </w:r>
-      <w:r>
-        <mc:AlternateContent>
-          <mc:Choice Requires="wpg">
-            <w:drawing>
-              <wp:anchor allowOverlap="1" behindDoc="0" distB="0" distT="0" distL="114300" distR="114300" hidden="0" layoutInCell="1" locked="0" relativeHeight="0" simplePos="0">
-                <wp:simplePos x="0" y="0"/>
-                <wp:positionH relativeFrom="column">
-                  <wp:posOffset>3587750</wp:posOffset>
-                </wp:positionH>
-                <wp:positionV relativeFrom="paragraph">
-                  <wp:posOffset>236220</wp:posOffset>
-                </wp:positionV>
-                <wp:extent cx="3408045" cy="12700"/>
-                <wp:effectExtent b="0" l="0" r="0" t="0"/>
-                <wp:wrapTopAndBottom distB="0" distT="0"/>
-                <wp:docPr id="1" name=""/>
-                <a:graphic>
-                  <a:graphicData uri="http://schemas.microsoft.com/office/word/2010/wordprocessingShape">
-                    <wps:wsp>
-                      <wps:cNvSpPr/>
-                      <wps:cNvPr id="2" name="Shape 2"/>
-                      <wps:spPr>
-                        <a:xfrm>
-                          <a:off x="4099178" y="3779365"/>
-                          <a:ext cx="3408045" cy="1270"/>
-                        </a:xfrm>
-                        <a:custGeom>
-                          <a:rect b="b" l="l" r="r" t="t"/>
-                          <a:pathLst>
-                            <a:path extrusionOk="0" h="1270" w="3408045">
-                              <a:moveTo>
-                                <a:pt x="0" y="0"/>
-                              </a:moveTo>
-                              <a:lnTo>
-                                <a:pt x="3408045" y="0"/>
-                              </a:lnTo>
-                            </a:path>
-                          </a:pathLst>
-                        </a:custGeom>
-                        <a:noFill/>
-                        <a:ln cap="flat" cmpd="sng" w="9525">
-                          <a:solidFill>
-                            <a:srgbClr val="000000"/>
-                          </a:solidFill>
-                          <a:prstDash val="solid"/>
-                          <a:round/>
-                          <a:headEnd len="sm" w="sm" type="none"/>
-                          <a:tailEnd len="sm" w="sm" type="none"/>
-                        </a:ln>
-                      </wps:spPr>
-                      <wps:bodyPr anchorCtr="0" anchor="ctr" bIns="91425" lIns="91425" spcFirstLastPara="1" rIns="91425" wrap="square" tIns="91425">
-                        <a:noAutofit/>
-                      </wps:bodyPr>
-                    </wps:wsp>
-                  </a:graphicData>
-                </a:graphic>
-              </wp:anchor>
-            </w:drawing>
-          </mc:Choice>
-          <mc:Fallback>
-            <w:drawing>
-              <wp:anchor allowOverlap="1" behindDoc="0" distB="0" distT="0" distL="114300" distR="114300" hidden="0" layoutInCell="1" locked="0" relativeHeight="0" simplePos="0">
-                <wp:simplePos x="0" y="0"/>
-                <wp:positionH relativeFrom="column">
-                  <wp:posOffset>3587750</wp:posOffset>
-                </wp:positionH>
-                <wp:positionV relativeFrom="paragraph">
-                  <wp:posOffset>236220</wp:posOffset>
-                </wp:positionV>
-                <wp:extent cx="3408045" cy="12700"/>
-                <wp:effectExtent b="0" l="0" r="0" t="0"/>
-                <wp:wrapTopAndBottom distB="0" distT="0"/>
-                <wp:docPr id="1" name="image2.png"/>
-                <a:graphic>
-                  <a:graphicData uri="http://schemas.openxmlformats.org/drawingml/2006/picture">
-                    <pic:pic>
-                      <pic:nvPicPr>
-                        <pic:cNvPr id="0" name="image2.png"/>
-                        <pic:cNvPicPr preferRelativeResize="0"/>
-                      </pic:nvPicPr>
-                      <pic:blipFill>
-                        <a:blip r:embed="rId6"/>
-                        <a:srcRect/>
-                        <a:stretch>
-                          <a:fillRect/>
-                        </a:stretch>
-                      </pic:blipFill>
-                      <pic:spPr>
-                        <a:xfrm>
-                          <a:off x="0" y="0"/>
-                          <a:ext cx="3408045" cy="12700"/>
-                        </a:xfrm>
-                        <a:prstGeom prst="rect"/>
-                        <a:ln/>
-                      </pic:spPr>
-                    </pic:pic>
-                  </a:graphicData>
-                </a:graphic>
-              </wp:anchor>
-            </w:drawing>
-          </mc:Fallback>
-        </mc:AlternateContent>
-      </w:r>
-    </w:p>
-    <w:tbl>
-      <w:tblPr>
-        <w:tblStyle w:val="Table1"/>
-        <w:tblW w:w="10560.0" w:type="dxa"/>
-        <w:jc w:val="left"/>
-        <w:tblInd w:w="-108.0" w:type="dxa"/>
-        <w:tblBorders>
-          <w:top w:color="000000" w:space="0" w:sz="0" w:val="nil"/>
-          <w:left w:color="000000" w:space="0" w:sz="0" w:val="nil"/>
-          <w:bottom w:color="000000" w:space="0" w:sz="0" w:val="nil"/>
-          <w:right w:color="000000" w:space="0" w:sz="0" w:val="nil"/>
-          <w:insideH w:color="000000" w:space="0" w:sz="0" w:val="nil"/>
-          <w:insideV w:color="000000" w:space="0" w:sz="0" w:val="nil"/>
-        </w:tblBorders>
-        <w:tblLayout w:type="fixed"/>
-        <w:tblLook w:val="0400"/>
-      </w:tblPr>
-      <w:tblGrid>
-        <w:gridCol w:w="5280"/>
-        <w:gridCol w:w="5280"/>
-        <w:tblGridChange w:id="0">
-          <w:tblGrid>
-            <w:gridCol w:w="5280"/>
-            <w:gridCol w:w="5280"/>
-          </w:tblGrid>
-        </w:tblGridChange>
-      </w:tblGrid>
-      <w:tr>
-        <w:trPr>
-          <w:cantSplit w:val="0"/>
-          <w:tblHeader w:val="0"/>
-        </w:trPr>
-        <w:tc>
-          <w:tcPr/>
-          <w:p>
-            <w:pPr>
-              <w:widowControl w:val="0"/>
-              <w:spacing w:line="240" w:lineRule="auto"/>
-              <w:jc w:val="center"/>
-              <w:rPr>
-                <w:sz w:val="20"/>
-                <w:szCs w:val="20"/>
-              </w:rPr>
-            </w:pPr>
-            <w:r>
-              <w:rPr>
-                <w:i w:val="1"/>
-                <w:iCs w:val="1"/>
-                <w:rtl w:val="0"/>
-              </w:rPr>
-              <w:t xml:space="preserve">Assinatura do Interessado(a)</w:t>
-            </w:r>
-            <w:r>
-              <w:rPr>
-                <w:rtl w:val="0"/>
-              </w:rPr>
-            </w:r>
-          </w:p>
-        </w:tc>
-        <w:tc>
-          <w:tcPr/>
-          <w:p>
-            <w:pPr>
-              <w:widowControl w:val="0"/>
-              <w:spacing w:line="240" w:lineRule="auto"/>
-              <w:jc w:val="center"/>
-              <w:rPr>
-                <w:sz w:val="20"/>
-                <w:szCs w:val="20"/>
-              </w:rPr>
-            </w:pPr>
-            <w:r>
-              <w:rPr>
-                <w:i w:val="1"/>
-                <w:iCs w:val="1"/>
-                <w:rtl w:val="0"/>
-              </w:rPr>
-              <w:t xml:space="preserve">Assinatura do Proponente/</w:t>
-            </w:r>
-            <w:r>
-              <w:rPr>
-                <w:rtl w:val="0"/>
-              </w:rPr>
-            </w:r>
-          </w:p>
-        </w:tc>
-      </w:tr>
-    </w:tbl>
+          <w:sz w:val="29"/>
+          <w:szCs w:val="29"/>
+          <w:rtl w:val="0"/>
+        </w:rPr>
+        <w:t xml:space="preserve">Assinatura do Interessado(a)                  Assinatura do Proponente</w:t>
+      </w:r>
+    </w:p>
     <w:p>
       <w:pPr>
         <w:widowControl w:val="0"/>
         <w:spacing w:before="1" w:line="240" w:lineRule="auto"/>
         <w:ind w:left="-284" w:firstLine="0"/>
-        <w:rPr/>
-      </w:pPr>
-      <w:r>
-        <w:rPr>
-          <w:rtl w:val="0"/>
-        </w:rPr>
-      </w:r>
-    </w:p>
-    <w:p>
-      <w:pPr>
-        <w:widowControl w:val="0"/>
-        <w:tabs>
-          <w:tab w:val="left" w:leader="none" w:pos="5237"/>
-          <w:tab w:val="left" w:leader="none" w:pos="7280"/>
-        </w:tabs>
-        <w:spacing w:line="252.00000000000003" w:lineRule="auto"/>
-        <w:ind w:left="100" w:firstLine="0"/>
-        <w:jc w:val="both"/>
-        <w:rPr/>
+        <w:rPr>
+          <w:sz w:val="29"/>
+          <w:szCs w:val="29"/>
+        </w:rPr>
+      </w:pPr>
+      <w:r>
+        <w:rPr>
+          <w:rtl w:val="0"/>
+        </w:rPr>
+      </w:r>
+    </w:p>
+    <w:p>
+      <w:pPr>
+        <w:widowControl w:val="0"/>
+        <w:spacing w:before="1" w:line="240" w:lineRule="auto"/>
+        <w:ind w:left="-284" w:firstLine="0"/>
+        <w:rPr>
+          <w:sz w:val="29"/>
+          <w:szCs w:val="29"/>
+        </w:rPr>
       </w:pPr>
       <w:r>
         <w:rPr>
@@ -1542,7 +1241,7 @@
           <w:szCs w:val="22"/>
           <w:rtl w:val="0"/>
         </w:rPr>
-        <w:t xml:space="preserve">Monte Alegre/RN, .</w:t>
+        <w:t xml:space="preserve">Monte Alegre/RN</w:t>
       </w:r>
       <w:r>
         <w:rPr>
@@ -1574,8 +1273,8 @@
           <w:szCs w:val="17"/>
         </w:rPr>
         <w:sectPr>
-          <w:headerReference r:id="rId7" w:type="default"/>
-          <w:footerReference r:id="rId8" w:type="default"/>
+          <w:headerReference r:id="rId6" w:type="default"/>
+          <w:footerReference r:id="rId7" w:type="default"/>
           <w:pgSz w:h="16834" w:w="11909" w:orient="portrait"/>
           <w:pgMar w:bottom="1440" w:top="992.1259842519685" w:left="1440" w:right="1440" w:header="720" w:footer="720"/>
           <w:pgNumType w:start="1"/>
@@ -1589,9 +1288,7 @@
     </w:p>
     <w:p>
       <w:pPr>
-        <w:widowControl w:val="0"/>
-        <w:spacing w:before="93" w:line="252.00000000000003" w:lineRule="auto"/>
-        <w:ind w:left="993" w:firstLine="0"/>
+        <w:ind w:left="708.6614173228347" w:firstLine="0"/>
         <w:rPr/>
       </w:pPr>
       <w:r>
@@ -1603,18 +1300,11 @@
     </w:p>
     <w:p>
       <w:pPr>
-        <w:widowControl w:val="0"/>
-        <w:spacing w:line="252.00000000000003" w:lineRule="auto"/>
-        <w:ind w:left="993" w:firstLine="0"/>
-        <w:rPr>
-          <w:i w:val="1"/>
-          <w:iCs w:val="1"/>
-        </w:rPr>
-      </w:pPr>
-      <w:r>
-        <w:rPr>
-          <w:i w:val="1"/>
-          <w:iCs w:val="1"/>
+        <w:ind w:left="708.6614173228347" w:firstLine="0"/>
+        <w:rPr/>
+      </w:pPr>
+      <w:r>
+        <w:rPr>
           <w:rtl w:val="0"/>
         </w:rPr>
         <w:t xml:space="preserve">Presidente/Matrícula 001</w:t>
@@ -1622,9 +1312,7 @@
     </w:p>
     <w:p>
       <w:pPr>
-        <w:widowControl w:val="0"/>
-        <w:spacing w:before="93" w:line="252.00000000000003" w:lineRule="auto"/>
-        <w:ind w:left="1682" w:firstLine="0"/>
+        <w:ind w:left="708.6614173228347" w:firstLine="0"/>
         <w:rPr/>
       </w:pPr>
       <w:r>
@@ -1639,13 +1327,8 @@
     </w:p>
     <w:p>
       <w:pPr>
-        <w:widowControl w:val="0"/>
-        <w:spacing w:line="252.00000000000003" w:lineRule="auto"/>
-        <w:ind w:left="1440" w:firstLine="241.9999999999999"/>
-        <w:rPr>
-          <w:i w:val="1"/>
-          <w:iCs w:val="1"/>
-        </w:rPr>
+        <w:ind w:left="708.6614173228338" w:firstLine="0"/>
+        <w:rPr/>
         <w:sectPr>
           <w:type w:val="continuous"/>
           <w:pgSz w:h="16834" w:w="11909" w:orient="portrait"/>
@@ -1658,8 +1341,6 @@
       </w:pPr>
       <w:r>
         <w:rPr>
-          <w:i w:val="1"/>
-          <w:iCs w:val="1"/>
           <w:rtl w:val="0"/>
         </w:rPr>
         <w:t xml:space="preserve">Secretária/Matrícula 005</w:t>
@@ -1667,6 +1348,7 @@
     </w:p>
     <w:p>
       <w:pPr>
+        <w:spacing w:line="240" w:lineRule="auto"/>
         <w:rPr/>
       </w:pPr>
       <w:r>
@@ -1808,7 +1490,7 @@
         <wp:inline distB="0" distT="0" distL="0" distR="0">
           <wp:extent cx="2105025" cy="471488"/>
           <wp:effectExtent b="0" l="0" r="0" t="0"/>
-          <wp:docPr id="3" name="image1.png"/>
+          <wp:docPr id="1" name="image1.png"/>
           <a:graphic>
             <a:graphicData uri="http://schemas.openxmlformats.org/drawingml/2006/picture">
               <pic:pic>
@@ -2024,19 +1706,6 @@
       <w:sz w:val="30"/>
       <w:szCs w:val="30"/>
     </w:rPr>
-  </w:style>
-  <w:style w:type="table" w:styleId="Table1">
-    <w:basedOn w:val="TableNormal"/>
-    <w:tblPr>
-      <w:tblStyleRowBandSize w:val="1"/>
-      <w:tblStyleColBandSize w:val="1"/>
-      <w:tblCellMar>
-        <w:top w:w="0.0" w:type="dxa"/>
-        <w:left w:w="108.0" w:type="dxa"/>
-        <w:bottom w:w="0.0" w:type="dxa"/>
-        <w:right w:w="108.0" w:type="dxa"/>
-      </w:tblCellMar>
-    </w:tblPr>
   </w:style>
 </w:styles>
 </file>
